--- a/docs/week6/Week6-Lab2-Report.docx
+++ b/docs/week6/Week6-Lab2-Report.docx
@@ -104,32 +104,9 @@
           <w:sz w:val="22"/>
           <w:szCs w:val="22"/>
         </w:rPr>
-        <w:t xml:space="preserve">Group: </w:t>
-      </w:r>
-      <w:r>
-        <w:rPr>
-          <w:sz w:val="22"/>
-          <w:szCs w:val="22"/>
-        </w:rPr>
-        <w:t xml:space="preserve">____________</w:t>
-      </w:r>
-    </w:p>
-    <w:p>
-      <w:pPr>
-        <w:spacing w:after="80"/>
-        <w:ind w:left="2600"/>
-        <w:jc w:val="left"/>
-      </w:pPr>
-      <w:r>
-        <w:rPr>
-          <w:b/>
-          <w:bCs/>
-          <w:sz w:val="22"/>
-          <w:szCs w:val="22"/>
-        </w:rPr>
         <w:t xml:space="preserve">Repository: </w:t>
       </w:r>
-      <w:hyperlink w:history="1" r:id="rIdmug5ruqaq75h-mbzbn0aq">
+      <w:hyperlink w:history="1" r:id="rIdr_x3icupfkbvt705fyf6x">
         <w:r>
           <w:rPr>
             <w:rStyle w:val="Hyperlink"/>
@@ -155,7 +132,7 @@
         </w:rPr>
         <w:t xml:space="preserve">Pipeline: </w:t>
       </w:r>
-      <w:hyperlink w:history="1" r:id="rIdkctpxxa0ycu8yelhszmml">
+      <w:hyperlink w:history="1" r:id="rIduv40jofceuxgz0qnzqfby">
         <w:r>
           <w:rPr>
             <w:rStyle w:val="Hyperlink"/>
@@ -9592,7 +9569,7 @@
       <w:r>
         <w:t xml:space="preserve">The design is implemented in </w:t>
       </w:r>
-      <w:hyperlink w:history="1" r:id="rIduxn58uz9ongc7rzc1c-0r">
+      <w:hyperlink w:history="1" r:id="rIdtzmcd2mny5kxj03qmfc7m">
         <w:r>
           <w:rPr>
             <w:rStyle w:val="Hyperlink"/>
@@ -12677,7 +12654,7 @@
       <w:r>
         <w:t xml:space="preserve"> — </w:t>
       </w:r>
-      <w:hyperlink w:history="1" r:id="rIdzul77obmlylfrxckmhw-o">
+      <w:hyperlink w:history="1" r:id="rId2c8jicwe_sl0one3-w9-7">
         <w:r>
           <w:rPr>
             <w:rStyle w:val="Hyperlink"/>
